--- a/PRP申請書類 自動転記ツール/99_data/テンプレート/SOP/16-8 【K】自己点検手順書.docx
+++ b/PRP申請書類 自動転記ツール/99_data/テンプレート/SOP/16-8 【K】自己点検手順書.docx
@@ -11,8 +11,6 @@
           <w:lang w:eastAsia="ja-JP"/>
         </w:rPr>
       </w:pPr>
-      <w:bookmarkStart w:id="0" w:name="_GoBack"/>
-      <w:bookmarkEnd w:id="0"/>
       <w:r>
         <w:rPr>
           <w:rFonts w:ascii="ＭＳ ゴシック" w:eastAsia="ＭＳ ゴシック" w:hAnsi="ＭＳ ゴシック"/>
@@ -548,12 +546,6 @@
         <w:gridCol w:w="2520"/>
       </w:tblGrid>
       <w:tr>
-        <w:tblPrEx>
-          <w:tblCellMar>
-            <w:top w:w="0" w:type="dxa"/>
-            <w:bottom w:w="0" w:type="dxa"/>
-          </w:tblCellMar>
-        </w:tblPrEx>
         <w:trPr>
           <w:trHeight w:val="451"/>
         </w:trPr>
@@ -566,12 +558,12 @@
             <w:pPr>
               <w:jc w:val="center"/>
               <w:rPr>
-                <w:rFonts w:ascii="ＭＳ ゴシック" w:eastAsia="ＭＳ ゴシック" w:hAnsi="ＭＳ ゴシック" w:hint="eastAsia"/>
+                <w:rFonts w:ascii="ＭＳ ゴシック" w:eastAsia="ＭＳ ゴシック" w:hAnsi="ＭＳ ゴシック"/>
                 <w:color w:val="000000"/>
                 <w:lang w:eastAsia="zh-TW"/>
               </w:rPr>
             </w:pPr>
-            <w:bookmarkStart w:id="1" w:name="_Hlk154757077"/>
+            <w:bookmarkStart w:id="0" w:name="_Hlk154757077"/>
             <w:r>
               <w:rPr>
                 <w:rFonts w:ascii="ＭＳ ゴシック" w:eastAsia="ＭＳ ゴシック" w:hAnsi="ＭＳ ゴシック" w:hint="eastAsia"/>
@@ -585,7 +577,7 @@
             <w:pPr>
               <w:jc w:val="center"/>
               <w:rPr>
-                <w:rFonts w:ascii="ＭＳ ゴシック" w:eastAsia="ＭＳ ゴシック" w:hAnsi="ＭＳ ゴシック" w:hint="eastAsia"/>
+                <w:rFonts w:ascii="ＭＳ ゴシック" w:eastAsia="ＭＳ ゴシック" w:hAnsi="ＭＳ ゴシック"/>
                 <w:color w:val="000000"/>
                 <w:lang w:eastAsia="zh-TW"/>
               </w:rPr>
@@ -625,7 +617,7 @@
             <w:pPr>
               <w:jc w:val="center"/>
               <w:rPr>
-                <w:rFonts w:ascii="ＭＳ ゴシック" w:eastAsia="ＭＳ ゴシック" w:hAnsi="ＭＳ ゴシック" w:hint="eastAsia"/>
+                <w:rFonts w:ascii="ＭＳ ゴシック" w:eastAsia="ＭＳ ゴシック" w:hAnsi="ＭＳ ゴシック"/>
                 <w:color w:val="000000"/>
                 <w:lang w:eastAsia="ja-JP"/>
               </w:rPr>
@@ -643,7 +635,7 @@
             <w:pPr>
               <w:jc w:val="center"/>
               <w:rPr>
-                <w:rFonts w:ascii="ＭＳ ゴシック" w:eastAsia="ＭＳ ゴシック" w:hAnsi="ＭＳ ゴシック" w:hint="eastAsia"/>
+                <w:rFonts w:ascii="ＭＳ ゴシック" w:eastAsia="ＭＳ ゴシック" w:hAnsi="ＭＳ ゴシック"/>
                 <w:color w:val="000000"/>
                 <w:lang w:eastAsia="ja-JP"/>
               </w:rPr>
@@ -660,12 +652,6 @@
         </w:tc>
       </w:tr>
       <w:tr>
-        <w:tblPrEx>
-          <w:tblCellMar>
-            <w:top w:w="0" w:type="dxa"/>
-            <w:bottom w:w="0" w:type="dxa"/>
-          </w:tblCellMar>
-        </w:tblPrEx>
         <w:trPr>
           <w:trHeight w:val="258"/>
         </w:trPr>
@@ -679,7 +665,7 @@
             <w:pPr>
               <w:jc w:val="center"/>
               <w:rPr>
-                <w:rFonts w:ascii="ＭＳ ゴシック" w:eastAsia="ＭＳ ゴシック" w:hAnsi="ＭＳ ゴシック" w:hint="eastAsia"/>
+                <w:rFonts w:ascii="ＭＳ ゴシック" w:eastAsia="ＭＳ ゴシック" w:hAnsi="ＭＳ ゴシック"/>
                 <w:color w:val="FF0000"/>
                 <w:sz w:val="20"/>
                 <w:lang w:eastAsia="zh-TW"/>
@@ -699,44 +685,102 @@
         </w:tc>
       </w:tr>
       <w:tr>
-        <w:tblPrEx>
-          <w:tblCellMar>
-            <w:top w:w="0" w:type="dxa"/>
-            <w:bottom w:w="0" w:type="dxa"/>
-          </w:tblCellMar>
-        </w:tblPrEx>
         <w:trPr>
-          <w:trHeight w:val="1331"/>
+          <w:trHeight w:val="1415"/>
         </w:trPr>
         <w:tc>
           <w:tcPr>
-            <w:tcW w:w="5040" w:type="dxa"/>
-            <w:gridSpan w:val="2"/>
-            <w:tcBorders>
-              <w:bottom w:val="single" w:sz="4" w:space="0" w:color="auto"/>
-            </w:tcBorders>
-          </w:tcPr>
-          <w:p>
-            <w:pPr>
-              <w:jc w:val="center"/>
-              <w:rPr>
-                <w:rFonts w:ascii="ＭＳ ゴシック" w:eastAsia="ＭＳ ゴシック" w:hAnsi="ＭＳ ゴシック" w:hint="eastAsia"/>
-                <w:color w:val="FF0000"/>
-                <w:lang w:eastAsia="ja-JP"/>
-              </w:rPr>
-            </w:pPr>
+            <w:tcW w:w="2520" w:type="dxa"/>
+            <w:vAlign w:val="center"/>
+          </w:tcPr>
+          <w:p>
+            <w:pPr>
+              <w:jc w:val="center"/>
+              <w:rPr>
+                <w:rFonts w:ascii="ＭＳ ゴシック" w:eastAsia="ＭＳ ゴシック" w:hAnsi="ＭＳ ゴシック"/>
+                <w:color w:val="000000"/>
+                <w:lang w:eastAsia="zh-TW"/>
+              </w:rPr>
+            </w:pPr>
+            <w:r>
+              <w:rPr>
+                <w:rFonts w:ascii="ＭＳ ゴシック" w:eastAsia="ＭＳ ゴシック" w:hAnsi="ＭＳ ゴシック"/>
+                <w:color w:val="00B050"/>
+                <w:sz w:val="20"/>
+                <w:szCs w:val="20"/>
+                <w:lang w:eastAsia="ja-JP"/>
+              </w:rPr>
+              <w:t>{{</w:t>
+            </w:r>
             <w:r>
               <w:rPr>
                 <w:rFonts w:ascii="ＭＳ ゴシック" w:eastAsia="ＭＳ ゴシック" w:hAnsi="ＭＳ ゴシック" w:hint="eastAsia"/>
                 <w:color w:val="00B050"/>
-                <w:lang w:eastAsia="ja-JP"/>
-              </w:rPr>
-              <w:t>{{特定細胞加工物製造事業者の名称}}</w:t>
+                <w:sz w:val="20"/>
+                <w:szCs w:val="20"/>
+                <w:lang w:eastAsia="ja-JP"/>
+              </w:rPr>
+              <w:t>製造責任者（通常、院長や再生医療をご担当される責任者）</w:t>
             </w:r>
+            <w:r>
+              <w:rPr>
+                <w:rFonts w:ascii="ＭＳ ゴシック" w:eastAsia="ＭＳ ゴシック" w:hAnsi="ＭＳ ゴシック"/>
+                <w:color w:val="00B050"/>
+                <w:sz w:val="20"/>
+                <w:szCs w:val="20"/>
+                <w:lang w:eastAsia="ja-JP"/>
+              </w:rPr>
+              <w:t>}}</w:t>
+            </w:r>
+          </w:p>
+        </w:tc>
+        <w:tc>
+          <w:tcPr>
+            <w:tcW w:w="2520" w:type="dxa"/>
+            <w:vAlign w:val="center"/>
+          </w:tcPr>
+          <w:p>
+            <w:pPr>
+              <w:jc w:val="center"/>
+              <w:rPr>
+                <w:rFonts w:ascii="ＭＳ ゴシック" w:eastAsia="ＭＳ ゴシック" w:hAnsi="ＭＳ ゴシック"/>
+                <w:color w:val="000000"/>
+                <w:lang w:eastAsia="ja-JP"/>
+              </w:rPr>
+            </w:pPr>
+            <w:r>
+              <w:rPr>
+                <w:rFonts w:ascii="ＭＳ ゴシック" w:eastAsia="ＭＳ ゴシック" w:hAnsi="ＭＳ ゴシック"/>
+                <w:color w:val="00B050"/>
+                <w:sz w:val="20"/>
+                <w:szCs w:val="20"/>
+                <w:lang w:eastAsia="ja-JP"/>
+              </w:rPr>
+              <w:t>{{</w:t>
+            </w:r>
+            <w:r>
+              <w:rPr>
+                <w:rFonts w:ascii="ＭＳ ゴシック" w:eastAsia="ＭＳ ゴシック" w:hAnsi="ＭＳ ゴシック" w:hint="eastAsia"/>
+                <w:color w:val="00B050"/>
+                <w:sz w:val="20"/>
+                <w:szCs w:val="20"/>
+                <w:lang w:eastAsia="ja-JP"/>
+              </w:rPr>
+              <w:t>管理者（院長/病院長）</w:t>
+            </w:r>
+            <w:r>
+              <w:rPr>
+                <w:rFonts w:ascii="ＭＳ ゴシック" w:eastAsia="ＭＳ ゴシック" w:hAnsi="ＭＳ ゴシック"/>
+                <w:color w:val="00B050"/>
+                <w:sz w:val="20"/>
+                <w:szCs w:val="20"/>
+                <w:lang w:eastAsia="ja-JP"/>
+              </w:rPr>
+              <w:t>}}</w:t>
+            </w:r>
           </w:p>
         </w:tc>
       </w:tr>
-      <w:bookmarkEnd w:id="1"/>
     </w:tbl>
     <w:p>
       <w:pPr>
@@ -747,6 +791,9 @@
           <w:lang w:eastAsia="ja-JP"/>
         </w:rPr>
       </w:pPr>
+      <w:bookmarkStart w:id="1" w:name="_GoBack"/>
+      <w:bookmarkEnd w:id="0"/>
+      <w:bookmarkEnd w:id="1"/>
     </w:p>
     <w:p>
       <w:pPr>
@@ -3892,10 +3939,10 @@
           <w:lang w:eastAsia="ja-JP"/>
         </w:rPr>
         <w:sectPr>
-          <w:footerReference w:type="default" r:id="rId13"/>
-          <w:headerReference w:type="default" r:id="rId17"/>
-          <w:headerReference w:type="first" r:id="rId18"/>
-          <w:footerReference w:type="first" r:id="rId19"/>
+          <w:headerReference w:type="default" r:id="rId13"/>
+          <w:footerReference w:type="default" r:id="rId14"/>
+          <w:headerReference w:type="first" r:id="rId15"/>
+          <w:footerReference w:type="first" r:id="rId16"/>
           <w:pgSz w:w="11906" w:h="16838"/>
           <w:pgMar w:top="1985" w:right="991" w:bottom="1701" w:left="1701" w:header="708" w:footer="708" w:gutter="0"/>
           <w:cols w:space="720"/>
@@ -3908,7 +3955,7 @@
         <w:ind w:leftChars="0" w:left="0"/>
         <w:jc w:val="both"/>
         <w:rPr>
-          <w:rFonts w:ascii="ＭＳ ゴシック" w:eastAsia="ＭＳ ゴシック" w:hAnsi="ＭＳ ゴシック" w:hint="eastAsia"/>
+          <w:rFonts w:ascii="ＭＳ ゴシック" w:eastAsia="ＭＳ ゴシック" w:hAnsi="ＭＳ ゴシック"/>
           <w:b/>
         </w:rPr>
       </w:pPr>
@@ -4049,7 +4096,7 @@
         <w:adjustRightInd w:val="0"/>
         <w:jc w:val="both"/>
         <w:rPr>
-          <w:rFonts w:ascii="ＭＳ ゴシック" w:eastAsia="ＭＳ ゴシック" w:hAnsi="ＭＳ ゴシック" w:hint="eastAsia"/>
+          <w:rFonts w:ascii="ＭＳ ゴシック" w:eastAsia="ＭＳ ゴシック" w:hAnsi="ＭＳ ゴシック"/>
           <w:b/>
           <w:sz w:val="21"/>
           <w:lang w:eastAsia="ja-JP"/>
@@ -4098,7 +4145,7 @@
         <w:ind w:leftChars="236" w:left="566" w:firstLineChars="72" w:firstLine="151"/>
         <w:jc w:val="both"/>
         <w:rPr>
-          <w:rFonts w:ascii="ＭＳ ゴシック" w:eastAsia="ＭＳ ゴシック" w:hAnsi="ＭＳ ゴシック" w:hint="eastAsia"/>
+          <w:rFonts w:ascii="ＭＳ ゴシック" w:eastAsia="ＭＳ ゴシック" w:hAnsi="ＭＳ ゴシック"/>
         </w:rPr>
       </w:pPr>
       <w:r>
@@ -4178,7 +4225,7 @@
         <w:adjustRightInd w:val="0"/>
         <w:jc w:val="both"/>
         <w:rPr>
-          <w:rFonts w:ascii="ＭＳ ゴシック" w:eastAsia="ＭＳ ゴシック" w:hAnsi="ＭＳ ゴシック" w:hint="eastAsia"/>
+          <w:rFonts w:ascii="ＭＳ ゴシック" w:eastAsia="ＭＳ ゴシック" w:hAnsi="ＭＳ ゴシック"/>
           <w:b/>
           <w:sz w:val="21"/>
           <w:lang w:eastAsia="ja-JP"/>
@@ -4227,7 +4274,7 @@
         <w:ind w:leftChars="236" w:left="566" w:firstLineChars="72" w:firstLine="151"/>
         <w:jc w:val="both"/>
         <w:rPr>
-          <w:rFonts w:ascii="ＭＳ ゴシック" w:eastAsia="ＭＳ ゴシック" w:hAnsi="ＭＳ ゴシック" w:hint="eastAsia"/>
+          <w:rFonts w:ascii="ＭＳ ゴシック" w:eastAsia="ＭＳ ゴシック" w:hAnsi="ＭＳ ゴシック"/>
         </w:rPr>
       </w:pPr>
       <w:r>
@@ -4392,7 +4439,7 @@
         <w:adjustRightInd w:val="0"/>
         <w:jc w:val="both"/>
         <w:rPr>
-          <w:rFonts w:ascii="ＭＳ ゴシック" w:eastAsia="ＭＳ ゴシック" w:hAnsi="ＭＳ ゴシック" w:hint="eastAsia"/>
+          <w:rFonts w:ascii="ＭＳ ゴシック" w:eastAsia="ＭＳ ゴシック" w:hAnsi="ＭＳ ゴシック"/>
           <w:b/>
           <w:sz w:val="21"/>
           <w:szCs w:val="21"/>
@@ -4408,6 +4455,7 @@
         </w:rPr>
         <w:t xml:space="preserve">4. </w:t>
       </w:r>
+      <w:proofErr w:type="spellStart"/>
       <w:r>
         <w:rPr>
           <w:rFonts w:ascii="ＭＳ ゴシック" w:eastAsia="ＭＳ ゴシック" w:hAnsi="ＭＳ ゴシック" w:hint="eastAsia"/>
@@ -4418,6 +4466,7 @@
         </w:rPr>
         <w:t>遵守事項</w:t>
       </w:r>
+      <w:proofErr w:type="spellEnd"/>
       <w:r>
         <w:rPr>
           <w:rFonts w:ascii="ＭＳ ゴシック" w:eastAsia="ＭＳ ゴシック" w:hAnsi="ＭＳ ゴシック" w:hint="eastAsia"/>
@@ -4474,7 +4523,7 @@
         <w:adjustRightInd w:val="0"/>
         <w:jc w:val="both"/>
         <w:rPr>
-          <w:rFonts w:ascii="ＭＳ ゴシック" w:eastAsia="ＭＳ ゴシック" w:hAnsi="ＭＳ ゴシック" w:hint="eastAsia"/>
+          <w:rFonts w:ascii="ＭＳ ゴシック" w:eastAsia="ＭＳ ゴシック" w:hAnsi="ＭＳ ゴシック"/>
           <w:b/>
           <w:sz w:val="21"/>
           <w:lang w:eastAsia="ja-JP"/>
@@ -4553,7 +4602,7 @@
         <w:ind w:leftChars="224" w:left="989" w:hangingChars="215" w:hanging="451"/>
         <w:jc w:val="both"/>
         <w:rPr>
-          <w:rFonts w:ascii="ＭＳ ゴシック" w:eastAsia="ＭＳ ゴシック" w:hAnsi="ＭＳ ゴシック" w:hint="eastAsia"/>
+          <w:rFonts w:ascii="ＭＳ ゴシック" w:eastAsia="ＭＳ ゴシック" w:hAnsi="ＭＳ ゴシック"/>
           <w:sz w:val="21"/>
           <w:lang w:eastAsia="ja-JP"/>
         </w:rPr>
@@ -4755,7 +4804,7 @@
         <w:ind w:leftChars="225" w:left="991" w:hangingChars="215" w:hanging="451"/>
         <w:jc w:val="both"/>
         <w:rPr>
-          <w:rFonts w:ascii="ＭＳ ゴシック" w:eastAsia="ＭＳ ゴシック" w:hAnsi="ＭＳ ゴシック" w:hint="eastAsia"/>
+          <w:rFonts w:ascii="ＭＳ ゴシック" w:eastAsia="ＭＳ ゴシック" w:hAnsi="ＭＳ ゴシック"/>
           <w:sz w:val="21"/>
           <w:lang w:eastAsia="ja-JP"/>
         </w:rPr>
@@ -4906,7 +4955,7 @@
         <w:ind w:leftChars="225" w:left="991" w:hangingChars="215" w:hanging="451"/>
         <w:jc w:val="both"/>
         <w:rPr>
-          <w:rFonts w:ascii="ＭＳ ゴシック" w:eastAsia="ＭＳ ゴシック" w:hAnsi="ＭＳ ゴシック" w:hint="eastAsia"/>
+          <w:rFonts w:ascii="ＭＳ ゴシック" w:eastAsia="ＭＳ ゴシック" w:hAnsi="ＭＳ ゴシック"/>
           <w:sz w:val="21"/>
           <w:lang w:eastAsia="ja-JP"/>
         </w:rPr>
@@ -5024,7 +5073,7 @@
         <w:adjustRightInd w:val="0"/>
         <w:jc w:val="both"/>
         <w:rPr>
-          <w:rFonts w:ascii="ＭＳ ゴシック" w:eastAsia="ＭＳ ゴシック" w:hAnsi="ＭＳ ゴシック" w:hint="eastAsia"/>
+          <w:rFonts w:ascii="ＭＳ ゴシック" w:eastAsia="ＭＳ ゴシック" w:hAnsi="ＭＳ ゴシック"/>
           <w:sz w:val="21"/>
           <w:lang w:eastAsia="ja-JP"/>
         </w:rPr>
@@ -5038,7 +5087,7 @@
         <w:adjustRightInd w:val="0"/>
         <w:jc w:val="both"/>
         <w:rPr>
-          <w:rFonts w:ascii="ＭＳ ゴシック" w:eastAsia="ＭＳ ゴシック" w:hAnsi="ＭＳ ゴシック" w:hint="eastAsia"/>
+          <w:rFonts w:ascii="ＭＳ ゴシック" w:eastAsia="ＭＳ ゴシック" w:hAnsi="ＭＳ ゴシック"/>
           <w:sz w:val="21"/>
           <w:lang w:eastAsia="ja-JP"/>
         </w:rPr>
@@ -5107,7 +5156,7 @@
         <w:ind w:firstLine="426"/>
         <w:jc w:val="both"/>
         <w:rPr>
-          <w:rFonts w:ascii="ＭＳ ゴシック" w:eastAsia="ＭＳ ゴシック" w:hAnsi="ＭＳ ゴシック" w:hint="eastAsia"/>
+          <w:rFonts w:ascii="ＭＳ ゴシック" w:eastAsia="ＭＳ ゴシック" w:hAnsi="ＭＳ ゴシック"/>
           <w:sz w:val="21"/>
           <w:lang w:eastAsia="ja-JP"/>
         </w:rPr>
@@ -5146,7 +5195,7 @@
         <w:ind w:firstLine="426"/>
         <w:jc w:val="both"/>
         <w:rPr>
-          <w:rFonts w:ascii="ＭＳ ゴシック" w:eastAsia="ＭＳ ゴシック" w:hAnsi="ＭＳ ゴシック" w:hint="eastAsia"/>
+          <w:rFonts w:ascii="ＭＳ ゴシック" w:eastAsia="ＭＳ ゴシック" w:hAnsi="ＭＳ ゴシック"/>
           <w:sz w:val="21"/>
           <w:lang w:eastAsia="ja-JP"/>
         </w:rPr>
@@ -5185,7 +5234,7 @@
         <w:ind w:firstLine="426"/>
         <w:jc w:val="both"/>
         <w:rPr>
-          <w:rFonts w:ascii="ＭＳ ゴシック" w:eastAsia="ＭＳ ゴシック" w:hAnsi="ＭＳ ゴシック" w:cs="ＭＳゴシック" w:hint="eastAsia"/>
+          <w:rFonts w:ascii="ＭＳ ゴシック" w:eastAsia="ＭＳ ゴシック" w:hAnsi="ＭＳ ゴシック" w:cs="ＭＳゴシック"/>
           <w:sz w:val="21"/>
           <w:szCs w:val="20"/>
           <w:lang w:val="pt-BR" w:eastAsia="ja-JP"/>
@@ -5385,7 +5434,7 @@
         <w:ind w:left="283" w:hangingChars="135" w:hanging="283"/>
         <w:jc w:val="both"/>
         <w:rPr>
-          <w:rFonts w:ascii="ＭＳ ゴシック" w:eastAsia="ＭＳ ゴシック" w:hAnsi="ＭＳ ゴシック" w:hint="eastAsia"/>
+          <w:rFonts w:ascii="ＭＳ ゴシック" w:eastAsia="ＭＳ ゴシック" w:hAnsi="ＭＳ ゴシック"/>
           <w:color w:val="000000"/>
           <w:sz w:val="21"/>
           <w:szCs w:val="21"/>
@@ -5433,7 +5482,7 @@
         <w:ind w:leftChars="100" w:left="240" w:firstLineChars="3100" w:firstLine="6510"/>
         <w:jc w:val="both"/>
         <w:rPr>
-          <w:rFonts w:ascii="ＭＳ ゴシック" w:eastAsia="ＭＳ ゴシック" w:hAnsi="ＭＳ ゴシック" w:hint="eastAsia"/>
+          <w:rFonts w:ascii="ＭＳ ゴシック" w:eastAsia="ＭＳ ゴシック" w:hAnsi="ＭＳ ゴシック"/>
           <w:sz w:val="21"/>
           <w:szCs w:val="21"/>
           <w:lang w:eastAsia="ja-JP"/>
@@ -5511,7 +5560,7 @@
         <w:ind w:left="283" w:hangingChars="135" w:hanging="283"/>
         <w:jc w:val="both"/>
         <w:rPr>
-          <w:rFonts w:ascii="ＭＳ ゴシック" w:eastAsia="ＭＳ ゴシック" w:hAnsi="ＭＳ ゴシック" w:hint="eastAsia"/>
+          <w:rFonts w:ascii="ＭＳ ゴシック" w:eastAsia="ＭＳ ゴシック" w:hAnsi="ＭＳ ゴシック"/>
           <w:sz w:val="21"/>
           <w:lang w:eastAsia="ja-JP"/>
         </w:rPr>
@@ -5526,7 +5575,7 @@
         <w:ind w:left="283" w:hangingChars="135" w:hanging="283"/>
         <w:jc w:val="center"/>
         <w:rPr>
-          <w:rFonts w:ascii="ＭＳ ゴシック" w:eastAsia="ＭＳ ゴシック" w:hAnsi="ＭＳ ゴシック" w:hint="eastAsia"/>
+          <w:rFonts w:ascii="ＭＳ ゴシック" w:eastAsia="ＭＳ ゴシック" w:hAnsi="ＭＳ ゴシック"/>
           <w:sz w:val="21"/>
           <w:lang w:eastAsia="ja-JP"/>
         </w:rPr>
@@ -5595,7 +5644,7 @@
         <w:ind w:left="283" w:hangingChars="135" w:hanging="283"/>
         <w:jc w:val="center"/>
         <w:rPr>
-          <w:rFonts w:ascii="ＭＳ ゴシック" w:eastAsia="ＭＳ ゴシック" w:hAnsi="ＭＳ ゴシック" w:hint="eastAsia"/>
+          <w:rFonts w:ascii="ＭＳ ゴシック" w:eastAsia="ＭＳ ゴシック" w:hAnsi="ＭＳ ゴシック"/>
           <w:sz w:val="21"/>
           <w:lang w:eastAsia="ja-JP"/>
         </w:rPr>
@@ -5633,12 +5682,6 @@
       <w:tblGrid>
         <w:gridCol w:w="2944"/>
         <w:gridCol w:w="6061"/>
-        <w:tblGridChange w:id="2">
-          <w:tblGrid>
-            <w:gridCol w:w="2944"/>
-            <w:gridCol w:w="6061"/>
-          </w:tblGrid>
-        </w:tblGridChange>
       </w:tblGrid>
       <w:tr>
         <w:tc>
@@ -5654,7 +5697,7 @@
               <w:adjustRightInd w:val="0"/>
               <w:jc w:val="both"/>
               <w:rPr>
-                <w:rFonts w:ascii="ＭＳ ゴシック" w:eastAsia="ＭＳ ゴシック" w:hAnsi="ＭＳ ゴシック" w:hint="eastAsia"/>
+                <w:rFonts w:ascii="ＭＳ ゴシック" w:eastAsia="ＭＳ ゴシック" w:hAnsi="ＭＳ ゴシック"/>
                 <w:sz w:val="21"/>
                 <w:lang w:eastAsia="ja-JP"/>
               </w:rPr>
@@ -5689,7 +5732,7 @@
               <w:adjustRightInd w:val="0"/>
               <w:jc w:val="center"/>
               <w:rPr>
-                <w:rFonts w:ascii="ＭＳ ゴシック" w:eastAsia="ＭＳ ゴシック" w:hAnsi="ＭＳ ゴシック" w:hint="eastAsia"/>
+                <w:rFonts w:ascii="ＭＳ ゴシック" w:eastAsia="ＭＳ ゴシック" w:hAnsi="ＭＳ ゴシック"/>
                 <w:sz w:val="21"/>
                 <w:lang w:eastAsia="ja-JP"/>
               </w:rPr>
@@ -5703,7 +5746,7 @@
               <w:adjustRightInd w:val="0"/>
               <w:jc w:val="center"/>
               <w:rPr>
-                <w:rFonts w:ascii="ＭＳ ゴシック" w:eastAsia="ＭＳ ゴシック" w:hAnsi="ＭＳ ゴシック" w:hint="eastAsia"/>
+                <w:rFonts w:ascii="ＭＳ ゴシック" w:eastAsia="ＭＳ ゴシック" w:hAnsi="ＭＳ ゴシック"/>
                 <w:sz w:val="21"/>
                 <w:lang w:eastAsia="ja-JP"/>
               </w:rPr>
@@ -5725,7 +5768,7 @@
               <w:adjustRightInd w:val="0"/>
               <w:jc w:val="both"/>
               <w:rPr>
-                <w:rFonts w:ascii="ＭＳ ゴシック" w:eastAsia="ＭＳ ゴシック" w:hAnsi="ＭＳ ゴシック" w:hint="eastAsia"/>
+                <w:rFonts w:ascii="ＭＳ ゴシック" w:eastAsia="ＭＳ ゴシック" w:hAnsi="ＭＳ ゴシック"/>
                 <w:sz w:val="21"/>
                 <w:lang w:eastAsia="ja-JP"/>
               </w:rPr>
@@ -5752,7 +5795,7 @@
               <w:adjustRightInd w:val="0"/>
               <w:jc w:val="center"/>
               <w:rPr>
-                <w:rFonts w:ascii="ＭＳ ゴシック" w:eastAsia="ＭＳ ゴシック" w:hAnsi="ＭＳ ゴシック" w:hint="eastAsia"/>
+                <w:rFonts w:ascii="ＭＳ ゴシック" w:eastAsia="ＭＳ ゴシック" w:hAnsi="ＭＳ ゴシック"/>
                 <w:sz w:val="21"/>
                 <w:lang w:eastAsia="ja-JP"/>
               </w:rPr>
@@ -5766,7 +5809,7 @@
               <w:adjustRightInd w:val="0"/>
               <w:jc w:val="center"/>
               <w:rPr>
-                <w:rFonts w:ascii="ＭＳ ゴシック" w:eastAsia="ＭＳ ゴシック" w:hAnsi="ＭＳ ゴシック" w:hint="eastAsia"/>
+                <w:rFonts w:ascii="ＭＳ ゴシック" w:eastAsia="ＭＳ ゴシック" w:hAnsi="ＭＳ ゴシック"/>
                 <w:sz w:val="21"/>
                 <w:lang w:eastAsia="ja-JP"/>
               </w:rPr>
@@ -5788,7 +5831,7 @@
               <w:adjustRightInd w:val="0"/>
               <w:jc w:val="both"/>
               <w:rPr>
-                <w:rFonts w:ascii="ＭＳ ゴシック" w:eastAsia="ＭＳ ゴシック" w:hAnsi="ＭＳ ゴシック" w:hint="eastAsia"/>
+                <w:rFonts w:ascii="ＭＳ ゴシック" w:eastAsia="ＭＳ ゴシック" w:hAnsi="ＭＳ ゴシック"/>
                 <w:sz w:val="21"/>
                 <w:lang w:eastAsia="ja-JP"/>
               </w:rPr>
@@ -5822,7 +5865,7 @@
               <w:autoSpaceDN w:val="0"/>
               <w:adjustRightInd w:val="0"/>
               <w:rPr>
-                <w:rFonts w:ascii="ＭＳ ゴシック" w:eastAsia="ＭＳ ゴシック" w:hAnsi="ＭＳ ゴシック" w:hint="eastAsia"/>
+                <w:rFonts w:ascii="ＭＳ ゴシック" w:eastAsia="ＭＳ ゴシック" w:hAnsi="ＭＳ ゴシック"/>
                 <w:sz w:val="21"/>
                 <w:lang w:eastAsia="ja-JP"/>
               </w:rPr>
@@ -5843,7 +5886,7 @@
               <w:autoSpaceDN w:val="0"/>
               <w:adjustRightInd w:val="0"/>
               <w:rPr>
-                <w:rFonts w:ascii="ＭＳ ゴシック" w:eastAsia="ＭＳ ゴシック" w:hAnsi="ＭＳ ゴシック" w:hint="eastAsia"/>
+                <w:rFonts w:ascii="ＭＳ ゴシック" w:eastAsia="ＭＳ ゴシック" w:hAnsi="ＭＳ ゴシック"/>
                 <w:sz w:val="21"/>
                 <w:lang w:eastAsia="ja-JP"/>
               </w:rPr>
@@ -5969,7 +6012,7 @@
               <w:adjustRightInd w:val="0"/>
               <w:ind w:firstLineChars="100" w:firstLine="210"/>
               <w:rPr>
-                <w:rFonts w:ascii="ＭＳ ゴシック" w:eastAsia="ＭＳ ゴシック" w:hAnsi="ＭＳ ゴシック" w:hint="eastAsia"/>
+                <w:rFonts w:ascii="ＭＳ ゴシック" w:eastAsia="ＭＳ ゴシック" w:hAnsi="ＭＳ ゴシック"/>
                 <w:sz w:val="21"/>
                 <w:lang w:eastAsia="ja-JP"/>
               </w:rPr>
@@ -5990,7 +6033,7 @@
               <w:autoSpaceDN w:val="0"/>
               <w:adjustRightInd w:val="0"/>
               <w:rPr>
-                <w:rFonts w:ascii="ＭＳ ゴシック" w:eastAsia="ＭＳ ゴシック" w:hAnsi="ＭＳ ゴシック" w:hint="eastAsia"/>
+                <w:rFonts w:ascii="ＭＳ ゴシック" w:eastAsia="ＭＳ ゴシック" w:hAnsi="ＭＳ ゴシック"/>
                 <w:sz w:val="21"/>
                 <w:lang w:eastAsia="ja-JP"/>
               </w:rPr>
@@ -6003,7 +6046,7 @@
               <w:autoSpaceDN w:val="0"/>
               <w:adjustRightInd w:val="0"/>
               <w:rPr>
-                <w:rFonts w:ascii="ＭＳ ゴシック" w:eastAsia="ＭＳ ゴシック" w:hAnsi="ＭＳ ゴシック" w:hint="eastAsia"/>
+                <w:rFonts w:ascii="ＭＳ ゴシック" w:eastAsia="ＭＳ ゴシック" w:hAnsi="ＭＳ ゴシック"/>
                 <w:sz w:val="21"/>
                 <w:lang w:eastAsia="ja-JP"/>
               </w:rPr>
@@ -6016,7 +6059,7 @@
               <w:autoSpaceDN w:val="0"/>
               <w:adjustRightInd w:val="0"/>
               <w:rPr>
-                <w:rFonts w:ascii="ＭＳ ゴシック" w:eastAsia="ＭＳ ゴシック" w:hAnsi="ＭＳ ゴシック" w:hint="eastAsia"/>
+                <w:rFonts w:ascii="ＭＳ ゴシック" w:eastAsia="ＭＳ ゴシック" w:hAnsi="ＭＳ ゴシック"/>
                 <w:sz w:val="21"/>
                 <w:lang w:eastAsia="ja-JP"/>
               </w:rPr>
@@ -6029,7 +6072,7 @@
               <w:autoSpaceDN w:val="0"/>
               <w:adjustRightInd w:val="0"/>
               <w:rPr>
-                <w:rFonts w:ascii="ＭＳ ゴシック" w:eastAsia="ＭＳ ゴシック" w:hAnsi="ＭＳ ゴシック" w:hint="eastAsia"/>
+                <w:rFonts w:ascii="ＭＳ ゴシック" w:eastAsia="ＭＳ ゴシック" w:hAnsi="ＭＳ ゴシック"/>
                 <w:sz w:val="21"/>
                 <w:lang w:eastAsia="ja-JP"/>
               </w:rPr>
@@ -6042,7 +6085,7 @@
               <w:autoSpaceDN w:val="0"/>
               <w:adjustRightInd w:val="0"/>
               <w:rPr>
-                <w:rFonts w:ascii="ＭＳ ゴシック" w:eastAsia="ＭＳ ゴシック" w:hAnsi="ＭＳ ゴシック" w:hint="eastAsia"/>
+                <w:rFonts w:ascii="ＭＳ ゴシック" w:eastAsia="ＭＳ ゴシック" w:hAnsi="ＭＳ ゴシック"/>
                 <w:sz w:val="21"/>
                 <w:lang w:eastAsia="ja-JP"/>
               </w:rPr>
@@ -6063,7 +6106,7 @@
               <w:autoSpaceDN w:val="0"/>
               <w:adjustRightInd w:val="0"/>
               <w:rPr>
-                <w:rFonts w:ascii="ＭＳ ゴシック" w:eastAsia="ＭＳ ゴシック" w:hAnsi="ＭＳ ゴシック" w:hint="eastAsia"/>
+                <w:rFonts w:ascii="ＭＳ ゴシック" w:eastAsia="ＭＳ ゴシック" w:hAnsi="ＭＳ ゴシック"/>
                 <w:sz w:val="21"/>
                 <w:lang w:eastAsia="ja-JP"/>
               </w:rPr>
@@ -6170,7 +6213,7 @@
               <w:autoSpaceDN w:val="0"/>
               <w:adjustRightInd w:val="0"/>
               <w:rPr>
-                <w:rFonts w:ascii="ＭＳ ゴシック" w:eastAsia="ＭＳ ゴシック" w:hAnsi="ＭＳ ゴシック" w:hint="eastAsia"/>
+                <w:rFonts w:ascii="ＭＳ ゴシック" w:eastAsia="ＭＳ ゴシック" w:hAnsi="ＭＳ ゴシック"/>
                 <w:sz w:val="21"/>
                 <w:lang w:eastAsia="ja-JP"/>
               </w:rPr>
@@ -6183,7 +6226,7 @@
               <w:autoSpaceDN w:val="0"/>
               <w:adjustRightInd w:val="0"/>
               <w:rPr>
-                <w:rFonts w:ascii="ＭＳ ゴシック" w:eastAsia="ＭＳ ゴシック" w:hAnsi="ＭＳ ゴシック" w:hint="eastAsia"/>
+                <w:rFonts w:ascii="ＭＳ ゴシック" w:eastAsia="ＭＳ ゴシック" w:hAnsi="ＭＳ ゴシック"/>
                 <w:sz w:val="21"/>
                 <w:lang w:eastAsia="ja-JP"/>
               </w:rPr>
@@ -6196,7 +6239,7 @@
               <w:autoSpaceDN w:val="0"/>
               <w:adjustRightInd w:val="0"/>
               <w:rPr>
-                <w:rFonts w:ascii="ＭＳ ゴシック" w:eastAsia="ＭＳ ゴシック" w:hAnsi="ＭＳ ゴシック" w:hint="eastAsia"/>
+                <w:rFonts w:ascii="ＭＳ ゴシック" w:eastAsia="ＭＳ ゴシック" w:hAnsi="ＭＳ ゴシック"/>
                 <w:sz w:val="21"/>
                 <w:lang w:eastAsia="ja-JP"/>
               </w:rPr>
@@ -6209,7 +6252,7 @@
               <w:autoSpaceDN w:val="0"/>
               <w:adjustRightInd w:val="0"/>
               <w:rPr>
-                <w:rFonts w:ascii="ＭＳ ゴシック" w:eastAsia="ＭＳ ゴシック" w:hAnsi="ＭＳ ゴシック" w:hint="eastAsia"/>
+                <w:rFonts w:ascii="ＭＳ ゴシック" w:eastAsia="ＭＳ ゴシック" w:hAnsi="ＭＳ ゴシック"/>
                 <w:sz w:val="21"/>
                 <w:lang w:eastAsia="ja-JP"/>
               </w:rPr>
@@ -6222,7 +6265,7 @@
               <w:autoSpaceDN w:val="0"/>
               <w:adjustRightInd w:val="0"/>
               <w:rPr>
-                <w:rFonts w:ascii="ＭＳ ゴシック" w:eastAsia="ＭＳ ゴシック" w:hAnsi="ＭＳ ゴシック" w:hint="eastAsia"/>
+                <w:rFonts w:ascii="ＭＳ ゴシック" w:eastAsia="ＭＳ ゴシック" w:hAnsi="ＭＳ ゴシック"/>
                 <w:sz w:val="21"/>
                 <w:lang w:eastAsia="ja-JP"/>
               </w:rPr>
@@ -6247,7 +6290,7 @@
               <w:adjustRightInd w:val="0"/>
               <w:jc w:val="both"/>
               <w:rPr>
-                <w:rFonts w:ascii="ＭＳ ゴシック" w:eastAsia="ＭＳ ゴシック" w:hAnsi="ＭＳ ゴシック" w:hint="eastAsia"/>
+                <w:rFonts w:ascii="ＭＳ ゴシック" w:eastAsia="ＭＳ ゴシック" w:hAnsi="ＭＳ ゴシック"/>
                 <w:sz w:val="21"/>
                 <w:lang w:eastAsia="ja-JP"/>
               </w:rPr>
@@ -6274,7 +6317,7 @@
               <w:adjustRightInd w:val="0"/>
               <w:jc w:val="center"/>
               <w:rPr>
-                <w:rFonts w:ascii="ＭＳ ゴシック" w:eastAsia="ＭＳ ゴシック" w:hAnsi="ＭＳ ゴシック" w:hint="eastAsia"/>
+                <w:rFonts w:ascii="ＭＳ ゴシック" w:eastAsia="ＭＳ ゴシック" w:hAnsi="ＭＳ ゴシック"/>
                 <w:sz w:val="21"/>
                 <w:lang w:eastAsia="ja-JP"/>
               </w:rPr>
@@ -6299,7 +6342,7 @@
               <w:adjustRightInd w:val="0"/>
               <w:jc w:val="both"/>
               <w:rPr>
-                <w:rFonts w:ascii="ＭＳ ゴシック" w:eastAsia="ＭＳ ゴシック" w:hAnsi="ＭＳ ゴシック" w:hint="eastAsia"/>
+                <w:rFonts w:ascii="ＭＳ ゴシック" w:eastAsia="ＭＳ ゴシック" w:hAnsi="ＭＳ ゴシック"/>
                 <w:sz w:val="21"/>
                 <w:lang w:eastAsia="ja-JP"/>
               </w:rPr>
@@ -6325,7 +6368,7 @@
               <w:autoSpaceDN w:val="0"/>
               <w:adjustRightInd w:val="0"/>
               <w:rPr>
-                <w:rFonts w:ascii="ＭＳ ゴシック" w:eastAsia="ＭＳ ゴシック" w:hAnsi="ＭＳ ゴシック" w:hint="eastAsia"/>
+                <w:rFonts w:ascii="ＭＳ ゴシック" w:eastAsia="ＭＳ ゴシック" w:hAnsi="ＭＳ ゴシック"/>
                 <w:sz w:val="21"/>
                 <w:lang w:eastAsia="ja-JP"/>
               </w:rPr>
@@ -6346,7 +6389,7 @@
               <w:autoSpaceDN w:val="0"/>
               <w:adjustRightInd w:val="0"/>
               <w:rPr>
-                <w:rFonts w:ascii="ＭＳ ゴシック" w:eastAsia="ＭＳ ゴシック" w:hAnsi="ＭＳ ゴシック" w:hint="eastAsia"/>
+                <w:rFonts w:ascii="ＭＳ ゴシック" w:eastAsia="ＭＳ ゴシック" w:hAnsi="ＭＳ ゴシック"/>
                 <w:sz w:val="21"/>
                 <w:lang w:eastAsia="ja-JP"/>
               </w:rPr>
@@ -6380,7 +6423,7 @@
               <w:autoSpaceDN w:val="0"/>
               <w:adjustRightInd w:val="0"/>
               <w:rPr>
-                <w:rFonts w:ascii="ＭＳ ゴシック" w:eastAsia="ＭＳ ゴシック" w:hAnsi="ＭＳ ゴシック" w:hint="eastAsia"/>
+                <w:rFonts w:ascii="ＭＳ ゴシック" w:eastAsia="ＭＳ ゴシック" w:hAnsi="ＭＳ ゴシック"/>
                 <w:sz w:val="21"/>
                 <w:lang w:eastAsia="ja-JP"/>
               </w:rPr>
@@ -6401,7 +6444,7 @@
               <w:autoSpaceDN w:val="0"/>
               <w:adjustRightInd w:val="0"/>
               <w:rPr>
-                <w:rFonts w:ascii="ＭＳ ゴシック" w:eastAsia="ＭＳ ゴシック" w:hAnsi="ＭＳ ゴシック" w:hint="eastAsia"/>
+                <w:rFonts w:ascii="ＭＳ ゴシック" w:eastAsia="ＭＳ ゴシック" w:hAnsi="ＭＳ ゴシック"/>
                 <w:sz w:val="21"/>
                 <w:lang w:eastAsia="ja-JP"/>
               </w:rPr>
@@ -6427,7 +6470,7 @@
               <w:autoSpaceDN w:val="0"/>
               <w:adjustRightInd w:val="0"/>
               <w:rPr>
-                <w:rFonts w:ascii="ＭＳ ゴシック" w:eastAsia="ＭＳ ゴシック" w:hAnsi="ＭＳ ゴシック" w:hint="eastAsia"/>
+                <w:rFonts w:ascii="ＭＳ ゴシック" w:eastAsia="ＭＳ ゴシック" w:hAnsi="ＭＳ ゴシック"/>
                 <w:sz w:val="21"/>
                 <w:lang w:eastAsia="ja-JP"/>
               </w:rPr>
@@ -6439,7 +6482,6 @@
     <w:p>
       <w:pPr>
         <w:rPr>
-          <w:rFonts w:hint="eastAsia"/>
           <w:u w:val="single"/>
           <w:lang w:eastAsia="ja-JP"/>
         </w:rPr>
@@ -6453,7 +6495,7 @@
         <w:adjustRightInd w:val="0"/>
         <w:ind w:firstLineChars="100" w:firstLine="210"/>
         <w:rPr>
-          <w:rFonts w:ascii="ＭＳ ゴシック" w:eastAsia="ＭＳ ゴシック" w:hAnsi="ＭＳ ゴシック" w:cs="ＭＳゴシック" w:hint="eastAsia"/>
+          <w:rFonts w:ascii="ＭＳ ゴシック" w:eastAsia="ＭＳ ゴシック" w:hAnsi="ＭＳ ゴシック" w:cs="ＭＳゴシック"/>
           <w:sz w:val="21"/>
           <w:szCs w:val="20"/>
           <w:lang w:val="pt-BR" w:eastAsia="zh-TW"/>
@@ -6488,7 +6530,7 @@
       </w:r>
     </w:p>
     <w:sectPr>
-      <w:headerReference w:type="default" r:id="rId14"/>
+      <w:headerReference w:type="default" r:id="rId17"/>
       <w:pgSz w:w="11906" w:h="16838" w:code="9"/>
       <w:pgMar w:top="1405" w:right="1416" w:bottom="540" w:left="1418" w:header="1134" w:footer="525" w:gutter="0"/>
       <w:pgNumType w:start="3"/>
@@ -6525,7 +6567,6 @@
       <w:pStyle w:val="a8"/>
       <w:jc w:val="center"/>
       <w:rPr>
-        <w:rFonts w:hint="eastAsia"/>
         <w:lang w:eastAsia="ja-JP"/>
       </w:rPr>
     </w:pPr>
@@ -6541,12 +6582,8 @@
 </file>
 
 <file path=word/footer2.xml><?xml version="1.0" encoding="utf-8"?>
-<w:ftr xmlns:m="http://schemas.openxmlformats.org/officeDocument/2006/math" xmlns:mc="http://schemas.openxmlformats.org/markup-compatibility/2006" xmlns:mo="http://schemas.microsoft.com/office/mac/office/2008/main" xmlns:mv="urn:schemas-microsoft-com:mac:vml" xmlns:o="urn:schemas-microsoft-com:office:office" xmlns:r="http://schemas.openxmlformats.org/officeDocument/2006/relationships" xmlns:v="urn:schemas-microsoft-com:vml" xmlns:w10="urn:schemas-microsoft-com:office:word" xmlns:w14="http://schemas.microsoft.com/office/word/2010/wordml" xmlns:w="http://schemas.openxmlformats.org/wordprocessingml/2006/main" xmlns:wne="http://schemas.microsoft.com/office/word/2006/wordml" xmlns:wp14="http://schemas.microsoft.com/office/word/2010/wordprocessingDrawing" xmlns:wp="http://schemas.openxmlformats.org/drawingml/2006/wordprocessingDrawing" xmlns:wpc="http://schemas.microsoft.com/office/word/2010/wordprocessingCanvas" xmlns:wpg="http://schemas.microsoft.com/office/word/2010/wordprocessingGroup" xmlns:wpi="http://schemas.microsoft.com/office/word/2010/wordprocessingInk" xmlns:wps="http://schemas.microsoft.com/office/word/2010/wordprocessingShape" mc:Ignorable="w14 wp14">
-  <w:p>
-    <w:pPr>
-      <w:pStyle w:val="Footer"/>
-    </w:pPr>
-  </w:p>
+<w:ftr xmlns:wpc="http://schemas.microsoft.com/office/word/2010/wordprocessingCanvas" xmlns:mc="http://schemas.openxmlformats.org/markup-compatibility/2006" xmlns:o="urn:schemas-microsoft-com:office:office" xmlns:r="http://schemas.openxmlformats.org/officeDocument/2006/relationships" xmlns:m="http://schemas.openxmlformats.org/officeDocument/2006/math" xmlns:v="urn:schemas-microsoft-com:vml" xmlns:wp14="http://schemas.microsoft.com/office/word/2010/wordprocessingDrawing" xmlns:wp="http://schemas.openxmlformats.org/drawingml/2006/wordprocessingDrawing" xmlns:w10="urn:schemas-microsoft-com:office:word" xmlns:w="http://schemas.openxmlformats.org/wordprocessingml/2006/main" xmlns:w14="http://schemas.microsoft.com/office/word/2010/wordml" xmlns:wpg="http://schemas.microsoft.com/office/word/2010/wordprocessingGroup" xmlns:wpi="http://schemas.microsoft.com/office/word/2010/wordprocessingInk" xmlns:wne="http://schemas.microsoft.com/office/word/2006/wordml" xmlns:wps="http://schemas.microsoft.com/office/word/2010/wordprocessingShape" mc:Ignorable="w14 wp14">
+  <w:p/>
 </w:ftr>
 </file>
 
@@ -6570,6 +6607,18 @@
 </file>
 
 <file path=word/header1.xml><?xml version="1.0" encoding="utf-8"?>
+<w:hdr xmlns:wpc="http://schemas.microsoft.com/office/word/2010/wordprocessingCanvas" xmlns:mc="http://schemas.openxmlformats.org/markup-compatibility/2006" xmlns:o="urn:schemas-microsoft-com:office:office" xmlns:r="http://schemas.openxmlformats.org/officeDocument/2006/relationships" xmlns:m="http://schemas.openxmlformats.org/officeDocument/2006/math" xmlns:v="urn:schemas-microsoft-com:vml" xmlns:wp14="http://schemas.microsoft.com/office/word/2010/wordprocessingDrawing" xmlns:wp="http://schemas.openxmlformats.org/drawingml/2006/wordprocessingDrawing" xmlns:w10="urn:schemas-microsoft-com:office:word" xmlns:w="http://schemas.openxmlformats.org/wordprocessingml/2006/main" xmlns:w14="http://schemas.microsoft.com/office/word/2010/wordml" xmlns:wpg="http://schemas.microsoft.com/office/word/2010/wordprocessingGroup" xmlns:wpi="http://schemas.microsoft.com/office/word/2010/wordprocessingInk" xmlns:wne="http://schemas.microsoft.com/office/word/2006/wordml" xmlns:wps="http://schemas.microsoft.com/office/word/2010/wordprocessingShape" mc:Ignorable="w14 wp14">
+  <w:p/>
+</w:hdr>
+</file>
+
+<file path=word/header2.xml><?xml version="1.0" encoding="utf-8"?>
+<w:hdr xmlns:wpc="http://schemas.microsoft.com/office/word/2010/wordprocessingCanvas" xmlns:mc="http://schemas.openxmlformats.org/markup-compatibility/2006" xmlns:o="urn:schemas-microsoft-com:office:office" xmlns:r="http://schemas.openxmlformats.org/officeDocument/2006/relationships" xmlns:m="http://schemas.openxmlformats.org/officeDocument/2006/math" xmlns:v="urn:schemas-microsoft-com:vml" xmlns:wp14="http://schemas.microsoft.com/office/word/2010/wordprocessingDrawing" xmlns:wp="http://schemas.openxmlformats.org/drawingml/2006/wordprocessingDrawing" xmlns:w10="urn:schemas-microsoft-com:office:word" xmlns:w="http://schemas.openxmlformats.org/wordprocessingml/2006/main" xmlns:w14="http://schemas.microsoft.com/office/word/2010/wordml" xmlns:wpg="http://schemas.microsoft.com/office/word/2010/wordprocessingGroup" xmlns:wpi="http://schemas.microsoft.com/office/word/2010/wordprocessingInk" xmlns:wne="http://schemas.microsoft.com/office/word/2006/wordml" xmlns:wps="http://schemas.microsoft.com/office/word/2010/wordprocessingShape" mc:Ignorable="w14 wp14">
+  <w:p/>
+</w:hdr>
+</file>
+
+<file path=word/header3.xml><?xml version="1.0" encoding="utf-8"?>
 <w:hdr xmlns:wpc="http://schemas.microsoft.com/office/word/2010/wordprocessingCanvas" xmlns:mc="http://schemas.openxmlformats.org/markup-compatibility/2006" xmlns:o="urn:schemas-microsoft-com:office:office" xmlns:r="http://schemas.openxmlformats.org/officeDocument/2006/relationships" xmlns:m="http://schemas.openxmlformats.org/officeDocument/2006/math" xmlns:v="urn:schemas-microsoft-com:vml" xmlns:wp14="http://schemas.microsoft.com/office/word/2010/wordprocessingDrawing" xmlns:wp="http://schemas.openxmlformats.org/drawingml/2006/wordprocessingDrawing" xmlns:w10="urn:schemas-microsoft-com:office:word" xmlns:w="http://schemas.openxmlformats.org/wordprocessingml/2006/main" xmlns:w14="http://schemas.microsoft.com/office/word/2010/wordml" xmlns:wpg="http://schemas.microsoft.com/office/word/2010/wordprocessingGroup" xmlns:wpi="http://schemas.microsoft.com/office/word/2010/wordprocessingInk" xmlns:wne="http://schemas.microsoft.com/office/word/2006/wordml" xmlns:wps="http://schemas.microsoft.com/office/word/2010/wordprocessingShape" mc:Ignorable="w14 wp14">
   <w:tbl>
     <w:tblPr>
@@ -6596,12 +6645,6 @@
       <w:gridCol w:w="736"/>
     </w:tblGrid>
     <w:tr>
-      <w:tblPrEx>
-        <w:tblCellMar>
-          <w:top w:w="0" w:type="dxa"/>
-          <w:bottom w:w="0" w:type="dxa"/>
-        </w:tblCellMar>
-      </w:tblPrEx>
       <w:trPr>
         <w:cantSplit/>
       </w:trPr>
@@ -6633,7 +6676,7 @@
             <w:pStyle w:val="a5"/>
             <w:jc w:val="center"/>
             <w:rPr>
-              <w:rFonts w:ascii="ＭＳ ゴシック" w:eastAsia="ＭＳ ゴシック" w:hAnsi="ＭＳ ゴシック" w:hint="eastAsia"/>
+              <w:rFonts w:ascii="ＭＳ ゴシック" w:eastAsia="ＭＳ ゴシック" w:hAnsi="ＭＳ ゴシック"/>
               <w:sz w:val="22"/>
             </w:rPr>
           </w:pPr>
@@ -6657,7 +6700,7 @@
             <w:pStyle w:val="a5"/>
             <w:jc w:val="center"/>
             <w:rPr>
-              <w:rFonts w:ascii="ＭＳ ゴシック" w:eastAsia="ＭＳ ゴシック" w:hAnsi="ＭＳ ゴシック" w:hint="eastAsia"/>
+              <w:rFonts w:ascii="ＭＳ ゴシック" w:eastAsia="ＭＳ ゴシック" w:hAnsi="ＭＳ ゴシック"/>
               <w:sz w:val="22"/>
               <w:lang w:eastAsia="zh-TW"/>
             </w:rPr>
@@ -6688,7 +6731,7 @@
           <w:pPr>
             <w:pStyle w:val="a5"/>
             <w:rPr>
-              <w:rFonts w:ascii="ＭＳ ゴシック" w:eastAsia="ＭＳ ゴシック" w:hAnsi="ＭＳ ゴシック" w:hint="eastAsia"/>
+              <w:rFonts w:ascii="ＭＳ ゴシック" w:eastAsia="ＭＳ ゴシック" w:hAnsi="ＭＳ ゴシック"/>
               <w:sz w:val="22"/>
             </w:rPr>
           </w:pPr>
@@ -6717,7 +6760,7 @@
             <w:pStyle w:val="a5"/>
             <w:jc w:val="center"/>
             <w:rPr>
-              <w:rFonts w:ascii="ＭＳ ゴシック" w:eastAsia="ＭＳ ゴシック" w:hAnsi="ＭＳ ゴシック" w:hint="eastAsia"/>
+              <w:rFonts w:ascii="ＭＳ ゴシック" w:eastAsia="ＭＳ ゴシック" w:hAnsi="ＭＳ ゴシック"/>
               <w:sz w:val="22"/>
             </w:rPr>
           </w:pPr>
@@ -6732,12 +6775,6 @@
       </w:tc>
     </w:tr>
     <w:tr>
-      <w:tblPrEx>
-        <w:tblCellMar>
-          <w:top w:w="0" w:type="dxa"/>
-          <w:bottom w:w="0" w:type="dxa"/>
-        </w:tblCellMar>
-      </w:tblPrEx>
       <w:trPr>
         <w:cantSplit/>
       </w:trPr>
@@ -6785,7 +6822,7 @@
           <w:pPr>
             <w:pStyle w:val="a5"/>
             <w:rPr>
-              <w:rFonts w:ascii="ＭＳ ゴシック" w:eastAsia="ＭＳ ゴシック" w:hAnsi="ＭＳ ゴシック" w:hint="eastAsia"/>
+              <w:rFonts w:ascii="ＭＳ ゴシック" w:eastAsia="ＭＳ ゴシック" w:hAnsi="ＭＳ ゴシック"/>
               <w:sz w:val="22"/>
             </w:rPr>
           </w:pPr>
@@ -6854,29 +6891,6 @@
   <w:p>
     <w:pPr>
       <w:pStyle w:val="a5"/>
-      <w:rPr>
-        <w:rFonts w:hint="eastAsia"/>
-      </w:rPr>
-    </w:pPr>
-  </w:p>
-</w:hdr>
-</file>
-
-<file path=word/header2.xml><?xml version="1.0" encoding="utf-8"?>
-<w:hdr xmlns:m="http://schemas.openxmlformats.org/officeDocument/2006/math" xmlns:mc="http://schemas.openxmlformats.org/markup-compatibility/2006" xmlns:mo="http://schemas.microsoft.com/office/mac/office/2008/main" xmlns:mv="urn:schemas-microsoft-com:mac:vml" xmlns:o="urn:schemas-microsoft-com:office:office" xmlns:r="http://schemas.openxmlformats.org/officeDocument/2006/relationships" xmlns:v="urn:schemas-microsoft-com:vml" xmlns:w10="urn:schemas-microsoft-com:office:word" xmlns:w14="http://schemas.microsoft.com/office/word/2010/wordml" xmlns:w="http://schemas.openxmlformats.org/wordprocessingml/2006/main" xmlns:wne="http://schemas.microsoft.com/office/word/2006/wordml" xmlns:wp14="http://schemas.microsoft.com/office/word/2010/wordprocessingDrawing" xmlns:wp="http://schemas.openxmlformats.org/drawingml/2006/wordprocessingDrawing" xmlns:wpc="http://schemas.microsoft.com/office/word/2010/wordprocessingCanvas" xmlns:wpg="http://schemas.microsoft.com/office/word/2010/wordprocessingGroup" xmlns:wpi="http://schemas.microsoft.com/office/word/2010/wordprocessingInk" xmlns:wps="http://schemas.microsoft.com/office/word/2010/wordprocessingShape" mc:Ignorable="w14 wp14">
-  <w:p>
-    <w:pPr>
-      <w:pStyle w:val="Header"/>
-    </w:pPr>
-  </w:p>
-</w:hdr>
-</file>
-
-<file path=word/header3.xml><?xml version="1.0" encoding="utf-8"?>
-<w:hdr xmlns:m="http://schemas.openxmlformats.org/officeDocument/2006/math" xmlns:mc="http://schemas.openxmlformats.org/markup-compatibility/2006" xmlns:mo="http://schemas.microsoft.com/office/mac/office/2008/main" xmlns:mv="urn:schemas-microsoft-com:mac:vml" xmlns:o="urn:schemas-microsoft-com:office:office" xmlns:r="http://schemas.openxmlformats.org/officeDocument/2006/relationships" xmlns:v="urn:schemas-microsoft-com:vml" xmlns:w10="urn:schemas-microsoft-com:office:word" xmlns:w14="http://schemas.microsoft.com/office/word/2010/wordml" xmlns:w="http://schemas.openxmlformats.org/wordprocessingml/2006/main" xmlns:wne="http://schemas.microsoft.com/office/word/2006/wordml" xmlns:wp14="http://schemas.microsoft.com/office/word/2010/wordprocessingDrawing" xmlns:wp="http://schemas.openxmlformats.org/drawingml/2006/wordprocessingDrawing" xmlns:wpc="http://schemas.microsoft.com/office/word/2010/wordprocessingCanvas" xmlns:wpg="http://schemas.microsoft.com/office/word/2010/wordprocessingGroup" xmlns:wpi="http://schemas.microsoft.com/office/word/2010/wordprocessingInk" xmlns:wps="http://schemas.microsoft.com/office/word/2010/wordprocessingShape" mc:Ignorable="w14 wp14">
-  <w:p>
-    <w:pPr>
-      <w:pStyle w:val="Header"/>
     </w:pPr>
   </w:p>
 </w:hdr>
@@ -9700,11 +9714,15 @@
   </w:style>
   <w:style w:type="character" w:default="1" w:styleId="a0">
     <w:name w:val="Default Paragraph Font"/>
+    <w:uiPriority w:val="1"/>
     <w:semiHidden/>
+    <w:unhideWhenUsed/>
   </w:style>
   <w:style w:type="table" w:default="1" w:styleId="a1">
     <w:name w:val="Normal Table"/>
+    <w:uiPriority w:val="99"/>
     <w:semiHidden/>
+    <w:unhideWhenUsed/>
     <w:tblPr>
       <w:tblInd w:w="0" w:type="dxa"/>
       <w:tblCellMar>
@@ -9717,7 +9735,9 @@
   </w:style>
   <w:style w:type="numbering" w:default="1" w:styleId="a2">
     <w:name w:val="No List"/>
+    <w:uiPriority w:val="99"/>
     <w:semiHidden/>
+    <w:unhideWhenUsed/>
   </w:style>
   <w:style w:type="paragraph" w:styleId="2">
     <w:name w:val="Body Text Indent 2"/>
@@ -10049,11 +10069,15 @@
   </w:style>
   <w:style w:type="character" w:default="1" w:styleId="a0">
     <w:name w:val="Default Paragraph Font"/>
+    <w:uiPriority w:val="1"/>
     <w:semiHidden/>
+    <w:unhideWhenUsed/>
   </w:style>
   <w:style w:type="table" w:default="1" w:styleId="a1">
     <w:name w:val="Normal Table"/>
+    <w:uiPriority w:val="99"/>
     <w:semiHidden/>
+    <w:unhideWhenUsed/>
     <w:tblPr>
       <w:tblInd w:w="0" w:type="dxa"/>
       <w:tblCellMar>
@@ -10066,7 +10090,9 @@
   </w:style>
   <w:style w:type="numbering" w:default="1" w:styleId="a2">
     <w:name w:val="No List"/>
+    <w:uiPriority w:val="99"/>
     <w:semiHidden/>
+    <w:unhideWhenUsed/>
   </w:style>
   <w:style w:type="paragraph" w:styleId="2">
     <w:name w:val="Body Text Indent 2"/>
@@ -10534,19 +10560,6 @@
 </file>
 
 <file path=customXml/item1.xml><?xml version="1.0" encoding="utf-8"?>
-<LongProperties xmlns="http://schemas.microsoft.com/office/2006/metadata/longProperties"/>
-</file>
-
-<file path=customXml/item2.xml><?xml version="1.0" encoding="utf-8"?>
-<?mso-contentType ?>
-<FormTemplates xmlns="http://schemas.microsoft.com/sharepoint/v3/contenttype/forms">
-  <Display>DocumentLibraryForm</Display>
-  <Edit>DocumentLibraryForm</Edit>
-  <New>DocumentLibraryForm</New>
-</FormTemplates>
-</file>
-
-<file path=customXml/item3.xml><?xml version="1.0" encoding="utf-8"?>
 <ct:contentTypeSchema xmlns:ct="http://schemas.microsoft.com/office/2006/metadata/contentType" xmlns:ma="http://schemas.microsoft.com/office/2006/metadata/properties/metaAttributes" ct:_="" ma:_="" ma:contentTypeName="ドキュメント" ma:contentTypeID="0x010100B9F3419BC2D8D64D830E9AEB8963277A" ma:contentTypeVersion="12" ma:contentTypeDescription="新しいドキュメントを作成します。" ma:contentTypeScope="" ma:versionID="aaae8dea08b675139fd36b71e1da83a8">
   <xsd:schema xmlns:xsd="http://www.w3.org/2001/XMLSchema" xmlns:xs="http://www.w3.org/2001/XMLSchema" xmlns:p="http://schemas.microsoft.com/office/2006/metadata/properties" xmlns:ns2="de1ba629-2ef5-49ac-9285-140fa60976af" xmlns:ns3="4d7fb8f6-9384-49ba-9078-0024065d699e" targetNamespace="http://schemas.microsoft.com/office/2006/metadata/properties" ma:root="true" ma:fieldsID="845626131e878e0396b23398a507c366" ns2:_="" ns3:_="">
     <xsd:import namespace="de1ba629-2ef5-49ac-9285-140fa60976af"/>
@@ -10747,6 +10760,19 @@
 </ct:contentTypeSchema>
 </file>
 
+<file path=customXml/item2.xml><?xml version="1.0" encoding="utf-8"?>
+<?mso-contentType ?>
+<FormTemplates xmlns="http://schemas.microsoft.com/sharepoint/v3/contenttype/forms">
+  <Display>DocumentLibraryForm</Display>
+  <Edit>DocumentLibraryForm</Edit>
+  <New>DocumentLibraryForm</New>
+</FormTemplates>
+</file>
+
+<file path=customXml/item3.xml><?xml version="1.0" encoding="utf-8"?>
+<LongProperties xmlns="http://schemas.microsoft.com/office/2006/metadata/longProperties"/>
+</file>
+
 <file path=customXml/item4.xml><?xml version="1.0" encoding="utf-8"?>
 <p:properties xmlns:p="http://schemas.microsoft.com/office/2006/metadata/properties" xmlns:xsi="http://www.w3.org/2001/XMLSchema-instance" xmlns:pc="http://schemas.microsoft.com/office/infopath/2007/PartnerControls">
   <documentManagement>
@@ -10763,22 +10789,6 @@
 </file>
 
 <file path=customXml/itemProps1.xml><?xml version="1.0" encoding="utf-8"?>
-<ds:datastoreItem xmlns:ds="http://schemas.openxmlformats.org/officeDocument/2006/customXml" ds:itemID="{5DEAF905-4CC5-4B63-8031-C42EC3FEA004}">
-  <ds:schemaRefs>
-    <ds:schemaRef ds:uri="http://schemas.microsoft.com/office/2006/metadata/longProperties"/>
-  </ds:schemaRefs>
-</ds:datastoreItem>
-</file>
-
-<file path=customXml/itemProps2.xml><?xml version="1.0" encoding="utf-8"?>
-<ds:datastoreItem xmlns:ds="http://schemas.openxmlformats.org/officeDocument/2006/customXml" ds:itemID="{E120D784-1F60-4237-A9B9-F130FD8A4072}">
-  <ds:schemaRefs>
-    <ds:schemaRef ds:uri="http://schemas.microsoft.com/sharepoint/v3/contenttype/forms"/>
-  </ds:schemaRefs>
-</ds:datastoreItem>
-</file>
-
-<file path=customXml/itemProps3.xml><?xml version="1.0" encoding="utf-8"?>
 <ds:datastoreItem xmlns:ds="http://schemas.openxmlformats.org/officeDocument/2006/customXml" ds:itemID="{5FE438EC-A232-47ED-BBA1-364E83570FF8}">
   <ds:schemaRefs>
     <ds:schemaRef ds:uri="http://schemas.microsoft.com/office/2006/metadata/contentType"/>
@@ -10797,6 +10807,22 @@
 </ds:datastoreItem>
 </file>
 
+<file path=customXml/itemProps2.xml><?xml version="1.0" encoding="utf-8"?>
+<ds:datastoreItem xmlns:ds="http://schemas.openxmlformats.org/officeDocument/2006/customXml" ds:itemID="{E120D784-1F60-4237-A9B9-F130FD8A4072}">
+  <ds:schemaRefs>
+    <ds:schemaRef ds:uri="http://schemas.microsoft.com/sharepoint/v3/contenttype/forms"/>
+  </ds:schemaRefs>
+</ds:datastoreItem>
+</file>
+
+<file path=customXml/itemProps3.xml><?xml version="1.0" encoding="utf-8"?>
+<ds:datastoreItem xmlns:ds="http://schemas.openxmlformats.org/officeDocument/2006/customXml" ds:itemID="{5DEAF905-4CC5-4B63-8031-C42EC3FEA004}">
+  <ds:schemaRefs>
+    <ds:schemaRef ds:uri="http://schemas.microsoft.com/office/2006/metadata/longProperties"/>
+  </ds:schemaRefs>
+</ds:datastoreItem>
+</file>
+
 <file path=customXml/itemProps4.xml><?xml version="1.0" encoding="utf-8"?>
 <ds:datastoreItem xmlns:ds="http://schemas.openxmlformats.org/officeDocument/2006/customXml" ds:itemID="{6B6B4C36-2668-4ED2-A7E6-56BD6FF2F388}">
   <ds:schemaRefs>
@@ -10809,7 +10835,7 @@
 </file>
 
 <file path=customXml/itemProps5.xml><?xml version="1.0" encoding="utf-8"?>
-<ds:datastoreItem xmlns:ds="http://schemas.openxmlformats.org/officeDocument/2006/customXml" ds:itemID="{DD857E99-D255-4EF6-A9E2-8E32E8A8D2ED}">
+<ds:datastoreItem xmlns:ds="http://schemas.openxmlformats.org/officeDocument/2006/customXml" ds:itemID="{CF6D6697-16DB-4644-B332-B224E71BD5E9}">
   <ds:schemaRefs>
     <ds:schemaRef ds:uri="http://schemas.openxmlformats.org/officeDocument/2006/bibliography"/>
   </ds:schemaRefs>
